--- a/제작본/04_인물설정서_윤서린.docx
+++ b/제작본/04_인물설정서_윤서린.docx
@@ -58,7 +58,7 @@
     </w:p>
     <w:p>
       <w:r>
-        <w:t>숨겨온 사실들: 당신은 죄책감과 강박을 이기지 못해 모든 것을 버리고 떠나려 가방을 꾸려두고 있었습니다. 미안함에 송이의 얼굴을 그리다 도저히 완성하지 못하고 찢어버린 적도 있습니다. 하늘의 양육권 소송을 준비했던 것도 사실입니다. 하늘이 없이는 살 수 없었으니까요. 이 단서들이 나오면 사실대로 인정하되, 그날 밤과는 무관하다고 하세요. "전 그저 떠나려 했을 뿐이에요. 그러니 조용히 사라진 것뿐인지도 모르죠."</w:t>
+        <w:t>숨겨온 사실들: 당신은 죄책감과 강박을 이기지 못해 모든 것을 버리고 떠나려 가방을 꾸려두고 있었습니다. 환명굿의 인과로 환청과 환시에 시달려 약 없이는 잠들지 못했던 것도, 하늘의 양육권 소송을 준비했던 것도 사실입니다. 하늘이 없이는 살 수 없었으니까요. 이 단서들이 나오면 사실대로 인정하되, 그날 밤과는 무관하다고 하세요. "전 그저 떠나려 했을 뿐이에요. 그러니 조용히 사라진 것뿐인지도 모르죠."</w:t>
       </w:r>
     </w:p>
     <w:p>

--- a/제작본/04_인물설정서_윤서린.docx
+++ b/제작본/04_인물설정서_윤서린.docx
@@ -89,6 +89,11 @@
     <w:p>
       <w:r>
         <w:t>방범 카메라 단서 앞에서는 준비된 변명을 쓰되, 송이를 자극하지 마세요.</w:t>
+      </w:r>
+    </w:p>
+    <w:p>
+      <w:r>
+        <w:t>새벽에 신당 불이 켜져 있었다는 목격담이 나오면 붙잡으세요. "보세요, 전 새벽까지 신당에서 기도하고 있었어요."</w:t>
       </w:r>
     </w:p>
     <w:p>

--- a/제작본/04_인물설정서_윤서린.docx
+++ b/제작본/04_인물설정서_윤서린.docx
@@ -58,7 +58,7 @@
     </w:p>
     <w:p>
       <w:r>
-        <w:t>숨겨온 사실들: 당신은 죄책감과 강박을 이기지 못해 모든 것을 버리고 떠나려 가방을 꾸려두고 있었습니다. 환명굿의 인과로 환청과 환시에 시달려 약 없이는 잠들지 못했던 것도, 하늘의 양육권 소송을 준비했던 것도 사실입니다. 하늘이 없이는 살 수 없었으니까요. 이 단서들이 나오면 사실대로 인정하되, 그날 밤과는 무관하다고 하세요. "전 그저 떠나려 했을 뿐이에요. 그러니 조용히 사라진 것뿐인지도 모르죠."</w:t>
+        <w:t>숨겨온 사실들: 이혼 후 당신은 하늘의 양육권을 되찾으려 소송을 냈지만 패소했습니다. 하늘이 없이는 살 수 없었던 당신은 아이를 데리고 아무도 모르는 곳으로 떠나려 가방을 꾸렸습니다 — 어른 옷과 아이 옷을 함께. 그러나 하늘의 네 번째 생일이 지나던 날, 당신은 도망 대신 죗값을 치르기로 마음을 바꿨습니다. 환명굿의 인과로 환청과 환시에 시달려 약 없이는 잠들지 못했던 것도 사실입니다. 이 단서들이 나오면 사실대로 인정하되, 그날 밤과는 무관하다고 하세요. "전 하늘이를 데리고 떠나려 했을 뿐이에요. 그러니 조용히 사라진 것뿐인지도 모르죠."</w:t>
       </w:r>
     </w:p>
     <w:p>
